--- a/Odabir dizajna.docx
+++ b/Odabir dizajna.docx
@@ -18,6 +18,201 @@
       </w:r>
     </w:p>
     <w:p/>
+    <w:p>
+      <w:r>
+        <w:rPr>
+          <w:noProof/>
+        </w:rPr>
+        <w:drawing>
+          <wp:inline distT="0" distB="0" distL="0" distR="0" wp14:anchorId="204F3B17" wp14:editId="0DBCC67F">
+            <wp:extent cx="5760720" cy="3238500"/>
+            <wp:effectExtent l="0" t="0" r="0" b="0"/>
+            <wp:docPr id="836629135" name="Slika 2"/>
+            <wp:cNvGraphicFramePr>
+              <a:graphicFrameLocks xmlns:a="http://schemas.openxmlformats.org/drawingml/2006/main" noChangeAspect="1"/>
+            </wp:cNvGraphicFramePr>
+            <a:graphic xmlns:a="http://schemas.openxmlformats.org/drawingml/2006/main">
+              <a:graphicData uri="http://schemas.openxmlformats.org/drawingml/2006/picture">
+                <pic:pic xmlns:pic="http://schemas.openxmlformats.org/drawingml/2006/picture">
+                  <pic:nvPicPr>
+                    <pic:cNvPr id="836629135" name="Slika 836629135"/>
+                    <pic:cNvPicPr/>
+                  </pic:nvPicPr>
+                  <pic:blipFill>
+                    <a:blip r:embed="rId4" cstate="print">
+                      <a:extLst>
+                        <a:ext uri="{28A0092B-C50C-407E-A947-70E740481C1C}">
+                          <a14:useLocalDpi xmlns:a14="http://schemas.microsoft.com/office/drawing/2010/main" val="0"/>
+                        </a:ext>
+                      </a:extLst>
+                    </a:blip>
+                    <a:stretch>
+                      <a:fillRect/>
+                    </a:stretch>
+                  </pic:blipFill>
+                  <pic:spPr>
+                    <a:xfrm>
+                      <a:off x="0" y="0"/>
+                      <a:ext cx="5760720" cy="3238500"/>
+                    </a:xfrm>
+                    <a:prstGeom prst="rect">
+                      <a:avLst/>
+                    </a:prstGeom>
+                  </pic:spPr>
+                </pic:pic>
+              </a:graphicData>
+            </a:graphic>
+          </wp:inline>
+        </w:drawing>
+      </w:r>
+    </w:p>
+    <w:p>
+      <w:pPr>
+        <w:ind w:firstLine="708"/>
+      </w:pPr>
+      <w:r>
+        <w:t>Primjer idealne stranice napravljene od AI na čiji izgled ciljamo.</w:t>
+      </w:r>
+    </w:p>
+    <w:p>
+      <w:pPr>
+        <w:ind w:firstLine="708"/>
+      </w:pPr>
+    </w:p>
+    <w:p>
+      <w:r>
+        <w:br w:type="page"/>
+      </w:r>
+    </w:p>
+    <w:p>
+      <w:pPr>
+        <w:ind w:firstLine="708"/>
+      </w:pPr>
+      <w:r>
+        <w:lastRenderedPageBreak/>
+        <w:t>Pozitivne</w:t>
+      </w:r>
+      <w:r>
+        <w:t xml:space="preserve"> i negativne </w:t>
+      </w:r>
+      <w:r>
+        <w:t xml:space="preserve"> stvari u našoj izradi web stranice:</w:t>
+      </w:r>
+    </w:p>
+    <w:p>
+      <w:pPr>
+        <w:ind w:firstLine="708"/>
+      </w:pPr>
+      <w:proofErr w:type="spellStart"/>
+      <w:r>
+        <w:t>Paramin</w:t>
+      </w:r>
+      <w:proofErr w:type="spellEnd"/>
+      <w:r>
+        <w:t xml:space="preserve">: </w:t>
+      </w:r>
+      <w:r>
+        <w:t xml:space="preserve">Uspješno je </w:t>
+      </w:r>
+      <w:proofErr w:type="spellStart"/>
+      <w:r>
+        <w:t>iskodirao</w:t>
+      </w:r>
+      <w:proofErr w:type="spellEnd"/>
+      <w:r>
+        <w:t xml:space="preserve"> temeljni izgled web stranice prije kraja roka koji je</w:t>
+      </w:r>
+      <w:r>
+        <w:tab/>
+        <w:t xml:space="preserve"> naveden na zadnjem sastanku.</w:t>
+      </w:r>
+    </w:p>
+    <w:p>
+      <w:pPr>
+        <w:ind w:firstLine="708"/>
+      </w:pPr>
+      <w:r>
+        <w:t>Još je početak pa fali malo detalja na stranici, ali će to riješiti.</w:t>
+      </w:r>
+    </w:p>
+    <w:p>
+      <w:pPr>
+        <w:ind w:firstLine="708"/>
+      </w:pPr>
+      <w:r>
+        <w:t>Klarić:</w:t>
+      </w:r>
+      <w:r>
+        <w:tab/>
+        <w:t>Zapisao je sva naša postignuća od zadnjeg sastanka</w:t>
+      </w:r>
+      <w:r>
+        <w:t>.</w:t>
+      </w:r>
+    </w:p>
+    <w:p>
+      <w:pPr>
+        <w:ind w:firstLine="708"/>
+      </w:pPr>
+      <w:r>
+        <w:t>Riješeno bez poteškoća</w:t>
+      </w:r>
+      <w:r>
+        <w:t xml:space="preserve"> </w:t>
+      </w:r>
+      <w:r>
+        <w:t xml:space="preserve"> </w:t>
+      </w:r>
+    </w:p>
+    <w:p>
+      <w:pPr>
+        <w:ind w:firstLine="708"/>
+      </w:pPr>
+      <w:r>
+        <w:t>Sekuli</w:t>
+      </w:r>
+      <w:r>
+        <w:t>ć: Motivirao tim kako bi uspješnije radili i poticao ih na rad.</w:t>
+      </w:r>
+    </w:p>
+    <w:p>
+      <w:pPr>
+        <w:ind w:firstLine="708"/>
+      </w:pPr>
+      <w:r>
+        <w:t>Nije bio dovoljno aktivan</w:t>
+      </w:r>
+    </w:p>
+    <w:p>
+      <w:pPr>
+        <w:ind w:firstLine="708"/>
+      </w:pPr>
+      <w:proofErr w:type="spellStart"/>
+      <w:r>
+        <w:t>Milak</w:t>
+      </w:r>
+      <w:proofErr w:type="spellEnd"/>
+      <w:r>
+        <w:t>:</w:t>
+      </w:r>
+      <w:r>
+        <w:tab/>
+        <w:t>Zapisao pozitivne i negativne stvari u izradi web stranice</w:t>
+      </w:r>
+    </w:p>
+    <w:p>
+      <w:r>
+        <w:t xml:space="preserve"> </w:t>
+      </w:r>
+      <w:r>
+        <w:tab/>
+      </w:r>
+    </w:p>
+    <w:p>
+      <w:pPr>
+        <w:ind w:firstLine="708"/>
+      </w:pPr>
+    </w:p>
     <w:sectPr>
       <w:pgSz w:w="11906" w:h="16838"/>
       <w:pgMar w:top="1417" w:right="1417" w:bottom="1417" w:left="1417" w:header="708" w:footer="708" w:gutter="0"/>

--- a/Odabir dizajna.docx
+++ b/Odabir dizajna.docx
@@ -4,12 +4,26 @@
   <w:body>
     <w:p>
       <w:r>
-        <w:t>Naslov: naše ime tima- BEGOVIĆ</w:t>
-      </w:r>
-    </w:p>
-    <w:p>
-      <w:r>
-        <w:t>Boja teme web stranice : većinom crvena uz malo crne</w:t>
+        <w:rPr>
+          <w:sz w:val="36"/>
+          <w:szCs w:val="36"/>
+        </w:rPr>
+        <w:t>Naslov</w:t>
+      </w:r>
+      <w:r>
+        <w:t>: naše ime tima- BEGOVIĆ</w:t>
+      </w:r>
+    </w:p>
+    <w:p>
+      <w:r>
+        <w:rPr>
+          <w:sz w:val="36"/>
+          <w:szCs w:val="36"/>
+        </w:rPr>
+        <w:t>Boja teme web stranice</w:t>
+      </w:r>
+      <w:r>
+        <w:t xml:space="preserve"> : većinom crvena uz malo crne</w:t>
       </w:r>
     </w:p>
     <w:p>
@@ -86,16 +100,32 @@
     </w:p>
     <w:p>
       <w:pPr>
-        <w:ind w:firstLine="708"/>
+        <w:ind w:left="708"/>
+        <w:rPr>
+          <w:sz w:val="40"/>
+          <w:szCs w:val="40"/>
+        </w:rPr>
       </w:pPr>
       <w:r>
+        <w:rPr>
+          <w:sz w:val="40"/>
+          <w:szCs w:val="40"/>
+        </w:rPr>
         <w:lastRenderedPageBreak/>
         <w:t>Pozitivne</w:t>
       </w:r>
       <w:r>
+        <w:rPr>
+          <w:sz w:val="40"/>
+          <w:szCs w:val="40"/>
+        </w:rPr>
         <w:t xml:space="preserve"> i negativne </w:t>
       </w:r>
       <w:r>
+        <w:rPr>
+          <w:sz w:val="40"/>
+          <w:szCs w:val="40"/>
+        </w:rPr>
         <w:t xml:space="preserve"> stvari u našoj izradi web stranice:</w:t>
       </w:r>
     </w:p>
@@ -105,6 +135,10 @@
       </w:pPr>
       <w:proofErr w:type="spellStart"/>
       <w:r>
+        <w:rPr>
+          <w:sz w:val="32"/>
+          <w:szCs w:val="32"/>
+        </w:rPr>
         <w:t>Paramin</w:t>
       </w:r>
       <w:proofErr w:type="spellEnd"/>
@@ -120,10 +154,18 @@
       </w:r>
       <w:proofErr w:type="spellEnd"/>
       <w:r>
-        <w:t xml:space="preserve"> temeljni izgled web stranice prije kraja roka koji je</w:t>
+        <w:t xml:space="preserve"> temeljni izgled web stranice prije kraja roka koji </w:t>
       </w:r>
       <w:r>
         <w:tab/>
+      </w:r>
+      <w:r>
+        <w:t>j</w:t>
+      </w:r>
+      <w:r>
+        <w:t xml:space="preserve">e </w:t>
+      </w:r>
+      <w:r>
         <w:t xml:space="preserve"> naveden na zadnjem sastanku.</w:t>
       </w:r>
     </w:p>
@@ -140,10 +182,19 @@
         <w:ind w:firstLine="708"/>
       </w:pPr>
       <w:r>
-        <w:t>Klarić:</w:t>
-      </w:r>
-      <w:r>
-        <w:tab/>
+        <w:rPr>
+          <w:sz w:val="32"/>
+          <w:szCs w:val="32"/>
+        </w:rPr>
+        <w:t>Klarić</w:t>
+      </w:r>
+      <w:r>
+        <w:t>:</w:t>
+      </w:r>
+      <w:r>
+        <w:t xml:space="preserve"> </w:t>
+      </w:r>
+      <w:r>
         <w:t>Zapisao je sva naša postignuća od zadnjeg sastanka</w:t>
       </w:r>
       <w:r>
@@ -169,10 +220,21 @@
         <w:ind w:firstLine="708"/>
       </w:pPr>
       <w:r>
+        <w:rPr>
+          <w:sz w:val="32"/>
+          <w:szCs w:val="32"/>
+        </w:rPr>
         <w:t>Sekuli</w:t>
       </w:r>
       <w:r>
-        <w:t>ć: Motivirao tim kako bi uspješnije radili i poticao ih na rad.</w:t>
+        <w:rPr>
+          <w:sz w:val="32"/>
+          <w:szCs w:val="32"/>
+        </w:rPr>
+        <w:t>ć</w:t>
+      </w:r>
+      <w:r>
+        <w:t>: Motivirao tim kako bi uspješnije radili i poticao ih na rad.</w:t>
       </w:r>
     </w:p>
     <w:p>
@@ -189,6 +251,10 @@
       </w:pPr>
       <w:proofErr w:type="spellStart"/>
       <w:r>
+        <w:rPr>
+          <w:sz w:val="32"/>
+          <w:szCs w:val="32"/>
+        </w:rPr>
         <w:t>Milak</w:t>
       </w:r>
       <w:proofErr w:type="spellEnd"/>
@@ -196,7 +262,9 @@
         <w:t>:</w:t>
       </w:r>
       <w:r>
-        <w:tab/>
+        <w:t xml:space="preserve"> </w:t>
+      </w:r>
+      <w:r>
         <w:t>Zapisao pozitivne i negativne stvari u izradi web stranice</w:t>
       </w:r>
     </w:p>
@@ -212,6 +280,13 @@
       <w:pPr>
         <w:ind w:firstLine="708"/>
       </w:pPr>
+      <w:r>
+        <w:t>Odnos tima je odličan, svi se slažemo i pomažemo jedni drugima, komuniciramo</w:t>
+      </w:r>
+      <w:r>
+        <w:tab/>
+        <w:t xml:space="preserve"> o radu i zadatcima koje smo radili.</w:t>
+      </w:r>
     </w:p>
     <w:sectPr>
       <w:pgSz w:w="11906" w:h="16838"/>
